--- a/Documentation/GreenLight_documentation.docx
+++ b/Documentation/GreenLight_documentation.docx
@@ -875,10 +875,8 @@
         </w:tabs>
         <w:rPr>
           <w:rFonts w:eastAsiaTheme="minorEastAsia"/>
-          <w:b/>
-          <w:bCs/>
           <w:noProof/>
-          <w:color w:val="385623" w:themeColor="accent6" w:themeShade="80"/>
+          <w:color w:val="538135" w:themeColor="accent6" w:themeShade="BF"/>
           <w:sz w:val="28"/>
           <w:szCs w:val="28"/>
           <w:lang w:eastAsia="bg-BG"/>
@@ -887,35 +885,35 @@
       <w:r>
         <w:rPr>
           <w:color w:val="538135" w:themeColor="accent6" w:themeShade="BF"/>
-          <w:sz w:val="32"/>
-          <w:szCs w:val="32"/>
+          <w:sz w:val="36"/>
+          <w:szCs w:val="36"/>
         </w:rPr>
         <w:fldChar w:fldCharType="begin"/>
       </w:r>
       <w:r>
         <w:rPr>
           <w:color w:val="538135" w:themeColor="accent6" w:themeShade="BF"/>
-          <w:sz w:val="32"/>
-          <w:szCs w:val="32"/>
+          <w:sz w:val="36"/>
+          <w:szCs w:val="36"/>
         </w:rPr>
         <w:instrText xml:space="preserve"> TOC \h \z \t "head 2;1" </w:instrText>
       </w:r>
       <w:r>
         <w:rPr>
           <w:color w:val="538135" w:themeColor="accent6" w:themeShade="BF"/>
-          <w:sz w:val="32"/>
-          <w:szCs w:val="32"/>
+          <w:sz w:val="36"/>
+          <w:szCs w:val="36"/>
         </w:rPr>
         <w:fldChar w:fldCharType="separate"/>
       </w:r>
-      <w:hyperlink w:anchor="_Toc202102256" w:history="1">
+      <w:hyperlink w:anchor="_Toc202297495" w:history="1">
         <w:r>
           <w:rPr>
             <w:rStyle w:val="Hyperlink"/>
             <w:b/>
             <w:bCs/>
             <w:noProof/>
-            <w:color w:val="385623" w:themeColor="accent6" w:themeShade="80"/>
+            <w:color w:val="538135" w:themeColor="accent6" w:themeShade="BF"/>
             <w:sz w:val="24"/>
             <w:szCs w:val="24"/>
           </w:rPr>
@@ -923,11 +921,9 @@
         </w:r>
         <w:r>
           <w:rPr>
-            <w:b/>
-            <w:bCs/>
-            <w:noProof/>
-            <w:webHidden/>
-            <w:color w:val="385623" w:themeColor="accent6" w:themeShade="80"/>
+            <w:noProof/>
+            <w:webHidden/>
+            <w:color w:val="538135" w:themeColor="accent6" w:themeShade="BF"/>
             <w:sz w:val="24"/>
             <w:szCs w:val="24"/>
           </w:rPr>
@@ -935,11 +931,9 @@
         </w:r>
         <w:r>
           <w:rPr>
-            <w:b/>
-            <w:bCs/>
-            <w:noProof/>
-            <w:webHidden/>
-            <w:color w:val="385623" w:themeColor="accent6" w:themeShade="80"/>
+            <w:noProof/>
+            <w:webHidden/>
+            <w:color w:val="538135" w:themeColor="accent6" w:themeShade="BF"/>
             <w:sz w:val="24"/>
             <w:szCs w:val="24"/>
           </w:rPr>
@@ -947,34 +941,28 @@
         </w:r>
         <w:r>
           <w:rPr>
-            <w:b/>
-            <w:bCs/>
-            <w:noProof/>
-            <w:webHidden/>
-            <w:color w:val="385623" w:themeColor="accent6" w:themeShade="80"/>
-            <w:sz w:val="24"/>
-            <w:szCs w:val="24"/>
-          </w:rPr>
-          <w:instrText xml:space="preserve"> PAGEREF _Toc202102256 \h </w:instrText>
-        </w:r>
-        <w:r>
-          <w:rPr>
-            <w:b/>
-            <w:bCs/>
-            <w:noProof/>
-            <w:webHidden/>
-            <w:color w:val="385623" w:themeColor="accent6" w:themeShade="80"/>
-            <w:sz w:val="24"/>
-            <w:szCs w:val="24"/>
-          </w:rPr>
-        </w:r>
-        <w:r>
-          <w:rPr>
-            <w:b/>
-            <w:bCs/>
-            <w:noProof/>
-            <w:webHidden/>
-            <w:color w:val="385623" w:themeColor="accent6" w:themeShade="80"/>
+            <w:noProof/>
+            <w:webHidden/>
+            <w:color w:val="538135" w:themeColor="accent6" w:themeShade="BF"/>
+            <w:sz w:val="24"/>
+            <w:szCs w:val="24"/>
+          </w:rPr>
+          <w:instrText xml:space="preserve"> PAGEREF _Toc202297495 \h </w:instrText>
+        </w:r>
+        <w:r>
+          <w:rPr>
+            <w:noProof/>
+            <w:webHidden/>
+            <w:color w:val="538135" w:themeColor="accent6" w:themeShade="BF"/>
+            <w:sz w:val="24"/>
+            <w:szCs w:val="24"/>
+          </w:rPr>
+        </w:r>
+        <w:r>
+          <w:rPr>
+            <w:noProof/>
+            <w:webHidden/>
+            <w:color w:val="538135" w:themeColor="accent6" w:themeShade="BF"/>
             <w:sz w:val="24"/>
             <w:szCs w:val="24"/>
           </w:rPr>
@@ -982,23 +970,19 @@
         </w:r>
         <w:r>
           <w:rPr>
-            <w:b/>
-            <w:bCs/>
-            <w:noProof/>
-            <w:webHidden/>
-            <w:color w:val="385623" w:themeColor="accent6" w:themeShade="80"/>
-            <w:sz w:val="24"/>
-            <w:szCs w:val="24"/>
-          </w:rPr>
-          <w:t>3</w:t>
-        </w:r>
-        <w:r>
-          <w:rPr>
-            <w:b/>
-            <w:bCs/>
-            <w:noProof/>
-            <w:webHidden/>
-            <w:color w:val="385623" w:themeColor="accent6" w:themeShade="80"/>
+            <w:noProof/>
+            <w:webHidden/>
+            <w:color w:val="538135" w:themeColor="accent6" w:themeShade="BF"/>
+            <w:sz w:val="24"/>
+            <w:szCs w:val="24"/>
+          </w:rPr>
+          <w:t>4</w:t>
+        </w:r>
+        <w:r>
+          <w:rPr>
+            <w:noProof/>
+            <w:webHidden/>
+            <w:color w:val="538135" w:themeColor="accent6" w:themeShade="BF"/>
             <w:sz w:val="24"/>
             <w:szCs w:val="24"/>
           </w:rPr>
@@ -1014,35 +998,41 @@
         </w:tabs>
         <w:rPr>
           <w:rFonts w:eastAsiaTheme="minorEastAsia"/>
-          <w:b/>
-          <w:bCs/>
           <w:noProof/>
-          <w:color w:val="385623" w:themeColor="accent6" w:themeShade="80"/>
+          <w:color w:val="538135" w:themeColor="accent6" w:themeShade="BF"/>
           <w:sz w:val="28"/>
           <w:szCs w:val="28"/>
           <w:lang w:eastAsia="bg-BG"/>
         </w:rPr>
       </w:pPr>
-      <w:hyperlink w:anchor="_Toc202102257" w:history="1">
+      <w:hyperlink w:anchor="_Toc202297496" w:history="1">
+        <w:r>
+          <w:rPr>
+            <w:rStyle w:val="Hyperlink"/>
+            <w:noProof/>
+            <w:color w:val="538135" w:themeColor="accent6" w:themeShade="BF"/>
+            <w:sz w:val="24"/>
+            <w:szCs w:val="24"/>
+          </w:rPr>
+          <w:t>2</w:t>
+        </w:r>
         <w:r>
           <w:rPr>
             <w:rStyle w:val="Hyperlink"/>
             <w:b/>
             <w:bCs/>
             <w:noProof/>
-            <w:color w:val="385623" w:themeColor="accent6" w:themeShade="80"/>
-            <w:sz w:val="24"/>
-            <w:szCs w:val="24"/>
-          </w:rPr>
-          <w:t>2. За данните, на които е обучен моделът</w:t>
-        </w:r>
-        <w:r>
-          <w:rPr>
-            <w:b/>
-            <w:bCs/>
-            <w:noProof/>
-            <w:webHidden/>
-            <w:color w:val="385623" w:themeColor="accent6" w:themeShade="80"/>
+            <w:color w:val="538135" w:themeColor="accent6" w:themeShade="BF"/>
+            <w:sz w:val="24"/>
+            <w:szCs w:val="24"/>
+          </w:rPr>
+          <w:t>. За данните, на които е обучен моделът</w:t>
+        </w:r>
+        <w:r>
+          <w:rPr>
+            <w:noProof/>
+            <w:webHidden/>
+            <w:color w:val="538135" w:themeColor="accent6" w:themeShade="BF"/>
             <w:sz w:val="24"/>
             <w:szCs w:val="24"/>
           </w:rPr>
@@ -1050,11 +1040,9 @@
         </w:r>
         <w:r>
           <w:rPr>
-            <w:b/>
-            <w:bCs/>
-            <w:noProof/>
-            <w:webHidden/>
-            <w:color w:val="385623" w:themeColor="accent6" w:themeShade="80"/>
+            <w:noProof/>
+            <w:webHidden/>
+            <w:color w:val="538135" w:themeColor="accent6" w:themeShade="BF"/>
             <w:sz w:val="24"/>
             <w:szCs w:val="24"/>
           </w:rPr>
@@ -1062,34 +1050,28 @@
         </w:r>
         <w:r>
           <w:rPr>
-            <w:b/>
-            <w:bCs/>
-            <w:noProof/>
-            <w:webHidden/>
-            <w:color w:val="385623" w:themeColor="accent6" w:themeShade="80"/>
-            <w:sz w:val="24"/>
-            <w:szCs w:val="24"/>
-          </w:rPr>
-          <w:instrText xml:space="preserve"> PAGEREF _Toc202102257 \h </w:instrText>
-        </w:r>
-        <w:r>
-          <w:rPr>
-            <w:b/>
-            <w:bCs/>
-            <w:noProof/>
-            <w:webHidden/>
-            <w:color w:val="385623" w:themeColor="accent6" w:themeShade="80"/>
-            <w:sz w:val="24"/>
-            <w:szCs w:val="24"/>
-          </w:rPr>
-        </w:r>
-        <w:r>
-          <w:rPr>
-            <w:b/>
-            <w:bCs/>
-            <w:noProof/>
-            <w:webHidden/>
-            <w:color w:val="385623" w:themeColor="accent6" w:themeShade="80"/>
+            <w:noProof/>
+            <w:webHidden/>
+            <w:color w:val="538135" w:themeColor="accent6" w:themeShade="BF"/>
+            <w:sz w:val="24"/>
+            <w:szCs w:val="24"/>
+          </w:rPr>
+          <w:instrText xml:space="preserve"> PAGEREF _Toc202297496 \h </w:instrText>
+        </w:r>
+        <w:r>
+          <w:rPr>
+            <w:noProof/>
+            <w:webHidden/>
+            <w:color w:val="538135" w:themeColor="accent6" w:themeShade="BF"/>
+            <w:sz w:val="24"/>
+            <w:szCs w:val="24"/>
+          </w:rPr>
+        </w:r>
+        <w:r>
+          <w:rPr>
+            <w:noProof/>
+            <w:webHidden/>
+            <w:color w:val="538135" w:themeColor="accent6" w:themeShade="BF"/>
             <w:sz w:val="24"/>
             <w:szCs w:val="24"/>
           </w:rPr>
@@ -1097,23 +1079,19 @@
         </w:r>
         <w:r>
           <w:rPr>
-            <w:b/>
-            <w:bCs/>
-            <w:noProof/>
-            <w:webHidden/>
-            <w:color w:val="385623" w:themeColor="accent6" w:themeShade="80"/>
-            <w:sz w:val="24"/>
-            <w:szCs w:val="24"/>
-          </w:rPr>
-          <w:t>3</w:t>
-        </w:r>
-        <w:r>
-          <w:rPr>
-            <w:b/>
-            <w:bCs/>
-            <w:noProof/>
-            <w:webHidden/>
-            <w:color w:val="385623" w:themeColor="accent6" w:themeShade="80"/>
+            <w:noProof/>
+            <w:webHidden/>
+            <w:color w:val="538135" w:themeColor="accent6" w:themeShade="BF"/>
+            <w:sz w:val="24"/>
+            <w:szCs w:val="24"/>
+          </w:rPr>
+          <w:t>4</w:t>
+        </w:r>
+        <w:r>
+          <w:rPr>
+            <w:noProof/>
+            <w:webHidden/>
+            <w:color w:val="538135" w:themeColor="accent6" w:themeShade="BF"/>
             <w:sz w:val="24"/>
             <w:szCs w:val="24"/>
           </w:rPr>
@@ -1129,23 +1107,21 @@
         </w:tabs>
         <w:rPr>
           <w:rFonts w:eastAsiaTheme="minorEastAsia"/>
-          <w:b/>
-          <w:bCs/>
           <w:noProof/>
-          <w:color w:val="385623" w:themeColor="accent6" w:themeShade="80"/>
+          <w:color w:val="538135" w:themeColor="accent6" w:themeShade="BF"/>
           <w:sz w:val="28"/>
           <w:szCs w:val="28"/>
           <w:lang w:eastAsia="bg-BG"/>
         </w:rPr>
       </w:pPr>
-      <w:hyperlink w:anchor="_Toc202102258" w:history="1">
+      <w:hyperlink w:anchor="_Toc202297497" w:history="1">
         <w:r>
           <w:rPr>
             <w:rStyle w:val="Hyperlink"/>
             <w:b/>
             <w:bCs/>
             <w:noProof/>
-            <w:color w:val="385623" w:themeColor="accent6" w:themeShade="80"/>
+            <w:color w:val="538135" w:themeColor="accent6" w:themeShade="BF"/>
             <w:sz w:val="24"/>
             <w:szCs w:val="24"/>
           </w:rPr>
@@ -1153,11 +1129,9 @@
         </w:r>
         <w:r>
           <w:rPr>
-            <w:b/>
-            <w:bCs/>
-            <w:noProof/>
-            <w:webHidden/>
-            <w:color w:val="385623" w:themeColor="accent6" w:themeShade="80"/>
+            <w:noProof/>
+            <w:webHidden/>
+            <w:color w:val="538135" w:themeColor="accent6" w:themeShade="BF"/>
             <w:sz w:val="24"/>
             <w:szCs w:val="24"/>
           </w:rPr>
@@ -1165,11 +1139,9 @@
         </w:r>
         <w:r>
           <w:rPr>
-            <w:b/>
-            <w:bCs/>
-            <w:noProof/>
-            <w:webHidden/>
-            <w:color w:val="385623" w:themeColor="accent6" w:themeShade="80"/>
+            <w:noProof/>
+            <w:webHidden/>
+            <w:color w:val="538135" w:themeColor="accent6" w:themeShade="BF"/>
             <w:sz w:val="24"/>
             <w:szCs w:val="24"/>
           </w:rPr>
@@ -1177,34 +1149,28 @@
         </w:r>
         <w:r>
           <w:rPr>
-            <w:b/>
-            <w:bCs/>
-            <w:noProof/>
-            <w:webHidden/>
-            <w:color w:val="385623" w:themeColor="accent6" w:themeShade="80"/>
-            <w:sz w:val="24"/>
-            <w:szCs w:val="24"/>
-          </w:rPr>
-          <w:instrText xml:space="preserve"> PAGEREF _Toc202102258 \h </w:instrText>
-        </w:r>
-        <w:r>
-          <w:rPr>
-            <w:b/>
-            <w:bCs/>
-            <w:noProof/>
-            <w:webHidden/>
-            <w:color w:val="385623" w:themeColor="accent6" w:themeShade="80"/>
-            <w:sz w:val="24"/>
-            <w:szCs w:val="24"/>
-          </w:rPr>
-        </w:r>
-        <w:r>
-          <w:rPr>
-            <w:b/>
-            <w:bCs/>
-            <w:noProof/>
-            <w:webHidden/>
-            <w:color w:val="385623" w:themeColor="accent6" w:themeShade="80"/>
+            <w:noProof/>
+            <w:webHidden/>
+            <w:color w:val="538135" w:themeColor="accent6" w:themeShade="BF"/>
+            <w:sz w:val="24"/>
+            <w:szCs w:val="24"/>
+          </w:rPr>
+          <w:instrText xml:space="preserve"> PAGEREF _Toc202297497 \h </w:instrText>
+        </w:r>
+        <w:r>
+          <w:rPr>
+            <w:noProof/>
+            <w:webHidden/>
+            <w:color w:val="538135" w:themeColor="accent6" w:themeShade="BF"/>
+            <w:sz w:val="24"/>
+            <w:szCs w:val="24"/>
+          </w:rPr>
+        </w:r>
+        <w:r>
+          <w:rPr>
+            <w:noProof/>
+            <w:webHidden/>
+            <w:color w:val="538135" w:themeColor="accent6" w:themeShade="BF"/>
             <w:sz w:val="24"/>
             <w:szCs w:val="24"/>
           </w:rPr>
@@ -1212,23 +1178,19 @@
         </w:r>
         <w:r>
           <w:rPr>
-            <w:b/>
-            <w:bCs/>
-            <w:noProof/>
-            <w:webHidden/>
-            <w:color w:val="385623" w:themeColor="accent6" w:themeShade="80"/>
-            <w:sz w:val="24"/>
-            <w:szCs w:val="24"/>
-          </w:rPr>
-          <w:t>3</w:t>
-        </w:r>
-        <w:r>
-          <w:rPr>
-            <w:b/>
-            <w:bCs/>
-            <w:noProof/>
-            <w:webHidden/>
-            <w:color w:val="385623" w:themeColor="accent6" w:themeShade="80"/>
+            <w:noProof/>
+            <w:webHidden/>
+            <w:color w:val="538135" w:themeColor="accent6" w:themeShade="BF"/>
+            <w:sz w:val="24"/>
+            <w:szCs w:val="24"/>
+          </w:rPr>
+          <w:t>4</w:t>
+        </w:r>
+        <w:r>
+          <w:rPr>
+            <w:noProof/>
+            <w:webHidden/>
+            <w:color w:val="538135" w:themeColor="accent6" w:themeShade="BF"/>
             <w:sz w:val="24"/>
             <w:szCs w:val="24"/>
           </w:rPr>
@@ -1244,23 +1206,21 @@
         </w:tabs>
         <w:rPr>
           <w:rFonts w:eastAsiaTheme="minorEastAsia"/>
-          <w:b/>
-          <w:bCs/>
           <w:noProof/>
-          <w:color w:val="385623" w:themeColor="accent6" w:themeShade="80"/>
+          <w:color w:val="538135" w:themeColor="accent6" w:themeShade="BF"/>
           <w:sz w:val="28"/>
           <w:szCs w:val="28"/>
           <w:lang w:eastAsia="bg-BG"/>
         </w:rPr>
       </w:pPr>
-      <w:hyperlink w:anchor="_Toc202102259" w:history="1">
+      <w:hyperlink w:anchor="_Toc202297498" w:history="1">
         <w:r>
           <w:rPr>
             <w:rStyle w:val="Hyperlink"/>
             <w:b/>
             <w:bCs/>
             <w:noProof/>
-            <w:color w:val="385623" w:themeColor="accent6" w:themeShade="80"/>
+            <w:color w:val="538135" w:themeColor="accent6" w:themeShade="BF"/>
             <w:sz w:val="24"/>
             <w:szCs w:val="24"/>
           </w:rPr>
@@ -1268,11 +1228,9 @@
         </w:r>
         <w:r>
           <w:rPr>
-            <w:b/>
-            <w:bCs/>
-            <w:noProof/>
-            <w:webHidden/>
-            <w:color w:val="385623" w:themeColor="accent6" w:themeShade="80"/>
+            <w:noProof/>
+            <w:webHidden/>
+            <w:color w:val="538135" w:themeColor="accent6" w:themeShade="BF"/>
             <w:sz w:val="24"/>
             <w:szCs w:val="24"/>
           </w:rPr>
@@ -1280,11 +1238,9 @@
         </w:r>
         <w:r>
           <w:rPr>
-            <w:b/>
-            <w:bCs/>
-            <w:noProof/>
-            <w:webHidden/>
-            <w:color w:val="385623" w:themeColor="accent6" w:themeShade="80"/>
+            <w:noProof/>
+            <w:webHidden/>
+            <w:color w:val="538135" w:themeColor="accent6" w:themeShade="BF"/>
             <w:sz w:val="24"/>
             <w:szCs w:val="24"/>
           </w:rPr>
@@ -1292,34 +1248,28 @@
         </w:r>
         <w:r>
           <w:rPr>
-            <w:b/>
-            <w:bCs/>
-            <w:noProof/>
-            <w:webHidden/>
-            <w:color w:val="385623" w:themeColor="accent6" w:themeShade="80"/>
-            <w:sz w:val="24"/>
-            <w:szCs w:val="24"/>
-          </w:rPr>
-          <w:instrText xml:space="preserve"> PAGEREF _Toc202102259 \h </w:instrText>
-        </w:r>
-        <w:r>
-          <w:rPr>
-            <w:b/>
-            <w:bCs/>
-            <w:noProof/>
-            <w:webHidden/>
-            <w:color w:val="385623" w:themeColor="accent6" w:themeShade="80"/>
-            <w:sz w:val="24"/>
-            <w:szCs w:val="24"/>
-          </w:rPr>
-        </w:r>
-        <w:r>
-          <w:rPr>
-            <w:b/>
-            <w:bCs/>
-            <w:noProof/>
-            <w:webHidden/>
-            <w:color w:val="385623" w:themeColor="accent6" w:themeShade="80"/>
+            <w:noProof/>
+            <w:webHidden/>
+            <w:color w:val="538135" w:themeColor="accent6" w:themeShade="BF"/>
+            <w:sz w:val="24"/>
+            <w:szCs w:val="24"/>
+          </w:rPr>
+          <w:instrText xml:space="preserve"> PAGEREF _Toc202297498 \h </w:instrText>
+        </w:r>
+        <w:r>
+          <w:rPr>
+            <w:noProof/>
+            <w:webHidden/>
+            <w:color w:val="538135" w:themeColor="accent6" w:themeShade="BF"/>
+            <w:sz w:val="24"/>
+            <w:szCs w:val="24"/>
+          </w:rPr>
+        </w:r>
+        <w:r>
+          <w:rPr>
+            <w:noProof/>
+            <w:webHidden/>
+            <w:color w:val="538135" w:themeColor="accent6" w:themeShade="BF"/>
             <w:sz w:val="24"/>
             <w:szCs w:val="24"/>
           </w:rPr>
@@ -1327,23 +1277,19 @@
         </w:r>
         <w:r>
           <w:rPr>
-            <w:b/>
-            <w:bCs/>
-            <w:noProof/>
-            <w:webHidden/>
-            <w:color w:val="385623" w:themeColor="accent6" w:themeShade="80"/>
-            <w:sz w:val="24"/>
-            <w:szCs w:val="24"/>
-          </w:rPr>
-          <w:t>3</w:t>
-        </w:r>
-        <w:r>
-          <w:rPr>
-            <w:b/>
-            <w:bCs/>
-            <w:noProof/>
-            <w:webHidden/>
-            <w:color w:val="385623" w:themeColor="accent6" w:themeShade="80"/>
+            <w:noProof/>
+            <w:webHidden/>
+            <w:color w:val="538135" w:themeColor="accent6" w:themeShade="BF"/>
+            <w:sz w:val="24"/>
+            <w:szCs w:val="24"/>
+          </w:rPr>
+          <w:t>4</w:t>
+        </w:r>
+        <w:r>
+          <w:rPr>
+            <w:noProof/>
+            <w:webHidden/>
+            <w:color w:val="538135" w:themeColor="accent6" w:themeShade="BF"/>
             <w:sz w:val="24"/>
             <w:szCs w:val="24"/>
           </w:rPr>
@@ -1359,23 +1305,21 @@
         </w:tabs>
         <w:rPr>
           <w:rFonts w:eastAsiaTheme="minorEastAsia"/>
-          <w:b/>
-          <w:bCs/>
           <w:noProof/>
-          <w:color w:val="385623" w:themeColor="accent6" w:themeShade="80"/>
+          <w:color w:val="538135" w:themeColor="accent6" w:themeShade="BF"/>
           <w:sz w:val="28"/>
           <w:szCs w:val="28"/>
           <w:lang w:eastAsia="bg-BG"/>
         </w:rPr>
       </w:pPr>
-      <w:hyperlink w:anchor="_Toc202102260" w:history="1">
+      <w:hyperlink w:anchor="_Toc202297499" w:history="1">
         <w:r>
           <w:rPr>
             <w:rStyle w:val="Hyperlink"/>
             <w:b/>
             <w:bCs/>
             <w:noProof/>
-            <w:color w:val="385623" w:themeColor="accent6" w:themeShade="80"/>
+            <w:color w:val="538135" w:themeColor="accent6" w:themeShade="BF"/>
             <w:sz w:val="24"/>
             <w:szCs w:val="24"/>
           </w:rPr>
@@ -1383,11 +1327,9 @@
         </w:r>
         <w:r>
           <w:rPr>
-            <w:b/>
-            <w:bCs/>
-            <w:noProof/>
-            <w:webHidden/>
-            <w:color w:val="385623" w:themeColor="accent6" w:themeShade="80"/>
+            <w:noProof/>
+            <w:webHidden/>
+            <w:color w:val="538135" w:themeColor="accent6" w:themeShade="BF"/>
             <w:sz w:val="24"/>
             <w:szCs w:val="24"/>
           </w:rPr>
@@ -1395,11 +1337,9 @@
         </w:r>
         <w:r>
           <w:rPr>
-            <w:b/>
-            <w:bCs/>
-            <w:noProof/>
-            <w:webHidden/>
-            <w:color w:val="385623" w:themeColor="accent6" w:themeShade="80"/>
+            <w:noProof/>
+            <w:webHidden/>
+            <w:color w:val="538135" w:themeColor="accent6" w:themeShade="BF"/>
             <w:sz w:val="24"/>
             <w:szCs w:val="24"/>
           </w:rPr>
@@ -1407,34 +1347,28 @@
         </w:r>
         <w:r>
           <w:rPr>
-            <w:b/>
-            <w:bCs/>
-            <w:noProof/>
-            <w:webHidden/>
-            <w:color w:val="385623" w:themeColor="accent6" w:themeShade="80"/>
-            <w:sz w:val="24"/>
-            <w:szCs w:val="24"/>
-          </w:rPr>
-          <w:instrText xml:space="preserve"> PAGEREF _Toc202102260 \h </w:instrText>
-        </w:r>
-        <w:r>
-          <w:rPr>
-            <w:b/>
-            <w:bCs/>
-            <w:noProof/>
-            <w:webHidden/>
-            <w:color w:val="385623" w:themeColor="accent6" w:themeShade="80"/>
-            <w:sz w:val="24"/>
-            <w:szCs w:val="24"/>
-          </w:rPr>
-        </w:r>
-        <w:r>
-          <w:rPr>
-            <w:b/>
-            <w:bCs/>
-            <w:noProof/>
-            <w:webHidden/>
-            <w:color w:val="385623" w:themeColor="accent6" w:themeShade="80"/>
+            <w:noProof/>
+            <w:webHidden/>
+            <w:color w:val="538135" w:themeColor="accent6" w:themeShade="BF"/>
+            <w:sz w:val="24"/>
+            <w:szCs w:val="24"/>
+          </w:rPr>
+          <w:instrText xml:space="preserve"> PAGEREF _Toc202297499 \h </w:instrText>
+        </w:r>
+        <w:r>
+          <w:rPr>
+            <w:noProof/>
+            <w:webHidden/>
+            <w:color w:val="538135" w:themeColor="accent6" w:themeShade="BF"/>
+            <w:sz w:val="24"/>
+            <w:szCs w:val="24"/>
+          </w:rPr>
+        </w:r>
+        <w:r>
+          <w:rPr>
+            <w:noProof/>
+            <w:webHidden/>
+            <w:color w:val="538135" w:themeColor="accent6" w:themeShade="BF"/>
             <w:sz w:val="24"/>
             <w:szCs w:val="24"/>
           </w:rPr>
@@ -1442,23 +1376,19 @@
         </w:r>
         <w:r>
           <w:rPr>
-            <w:b/>
-            <w:bCs/>
-            <w:noProof/>
-            <w:webHidden/>
-            <w:color w:val="385623" w:themeColor="accent6" w:themeShade="80"/>
-            <w:sz w:val="24"/>
-            <w:szCs w:val="24"/>
-          </w:rPr>
-          <w:t>4</w:t>
-        </w:r>
-        <w:r>
-          <w:rPr>
-            <w:b/>
-            <w:bCs/>
-            <w:noProof/>
-            <w:webHidden/>
-            <w:color w:val="385623" w:themeColor="accent6" w:themeShade="80"/>
+            <w:noProof/>
+            <w:webHidden/>
+            <w:color w:val="538135" w:themeColor="accent6" w:themeShade="BF"/>
+            <w:sz w:val="24"/>
+            <w:szCs w:val="24"/>
+          </w:rPr>
+          <w:t>5</w:t>
+        </w:r>
+        <w:r>
+          <w:rPr>
+            <w:noProof/>
+            <w:webHidden/>
+            <w:color w:val="538135" w:themeColor="accent6" w:themeShade="BF"/>
             <w:sz w:val="24"/>
             <w:szCs w:val="24"/>
           </w:rPr>
@@ -1474,23 +1404,21 @@
         </w:tabs>
         <w:rPr>
           <w:rFonts w:eastAsiaTheme="minorEastAsia"/>
-          <w:b/>
-          <w:bCs/>
           <w:noProof/>
-          <w:color w:val="385623" w:themeColor="accent6" w:themeShade="80"/>
+          <w:color w:val="538135" w:themeColor="accent6" w:themeShade="BF"/>
           <w:sz w:val="28"/>
           <w:szCs w:val="28"/>
           <w:lang w:eastAsia="bg-BG"/>
         </w:rPr>
       </w:pPr>
-      <w:hyperlink w:anchor="_Toc202102261" w:history="1">
+      <w:hyperlink w:anchor="_Toc202297500" w:history="1">
         <w:r>
           <w:rPr>
             <w:rStyle w:val="Hyperlink"/>
             <w:b/>
             <w:bCs/>
             <w:noProof/>
-            <w:color w:val="385623" w:themeColor="accent6" w:themeShade="80"/>
+            <w:color w:val="538135" w:themeColor="accent6" w:themeShade="BF"/>
             <w:sz w:val="24"/>
             <w:szCs w:val="24"/>
           </w:rPr>
@@ -1498,11 +1426,9 @@
         </w:r>
         <w:r>
           <w:rPr>
-            <w:b/>
-            <w:bCs/>
-            <w:noProof/>
-            <w:webHidden/>
-            <w:color w:val="385623" w:themeColor="accent6" w:themeShade="80"/>
+            <w:noProof/>
+            <w:webHidden/>
+            <w:color w:val="538135" w:themeColor="accent6" w:themeShade="BF"/>
             <w:sz w:val="24"/>
             <w:szCs w:val="24"/>
           </w:rPr>
@@ -1510,11 +1436,9 @@
         </w:r>
         <w:r>
           <w:rPr>
-            <w:b/>
-            <w:bCs/>
-            <w:noProof/>
-            <w:webHidden/>
-            <w:color w:val="385623" w:themeColor="accent6" w:themeShade="80"/>
+            <w:noProof/>
+            <w:webHidden/>
+            <w:color w:val="538135" w:themeColor="accent6" w:themeShade="BF"/>
             <w:sz w:val="24"/>
             <w:szCs w:val="24"/>
           </w:rPr>
@@ -1522,34 +1446,28 @@
         </w:r>
         <w:r>
           <w:rPr>
-            <w:b/>
-            <w:bCs/>
-            <w:noProof/>
-            <w:webHidden/>
-            <w:color w:val="385623" w:themeColor="accent6" w:themeShade="80"/>
-            <w:sz w:val="24"/>
-            <w:szCs w:val="24"/>
-          </w:rPr>
-          <w:instrText xml:space="preserve"> PAGEREF _Toc202102261 \h </w:instrText>
-        </w:r>
-        <w:r>
-          <w:rPr>
-            <w:b/>
-            <w:bCs/>
-            <w:noProof/>
-            <w:webHidden/>
-            <w:color w:val="385623" w:themeColor="accent6" w:themeShade="80"/>
-            <w:sz w:val="24"/>
-            <w:szCs w:val="24"/>
-          </w:rPr>
-        </w:r>
-        <w:r>
-          <w:rPr>
-            <w:b/>
-            <w:bCs/>
-            <w:noProof/>
-            <w:webHidden/>
-            <w:color w:val="385623" w:themeColor="accent6" w:themeShade="80"/>
+            <w:noProof/>
+            <w:webHidden/>
+            <w:color w:val="538135" w:themeColor="accent6" w:themeShade="BF"/>
+            <w:sz w:val="24"/>
+            <w:szCs w:val="24"/>
+          </w:rPr>
+          <w:instrText xml:space="preserve"> PAGEREF _Toc202297500 \h </w:instrText>
+        </w:r>
+        <w:r>
+          <w:rPr>
+            <w:noProof/>
+            <w:webHidden/>
+            <w:color w:val="538135" w:themeColor="accent6" w:themeShade="BF"/>
+            <w:sz w:val="24"/>
+            <w:szCs w:val="24"/>
+          </w:rPr>
+        </w:r>
+        <w:r>
+          <w:rPr>
+            <w:noProof/>
+            <w:webHidden/>
+            <w:color w:val="538135" w:themeColor="accent6" w:themeShade="BF"/>
             <w:sz w:val="24"/>
             <w:szCs w:val="24"/>
           </w:rPr>
@@ -1557,23 +1475,19 @@
         </w:r>
         <w:r>
           <w:rPr>
-            <w:b/>
-            <w:bCs/>
-            <w:noProof/>
-            <w:webHidden/>
-            <w:color w:val="385623" w:themeColor="accent6" w:themeShade="80"/>
-            <w:sz w:val="24"/>
-            <w:szCs w:val="24"/>
-          </w:rPr>
-          <w:t>5</w:t>
-        </w:r>
-        <w:r>
-          <w:rPr>
-            <w:b/>
-            <w:bCs/>
-            <w:noProof/>
-            <w:webHidden/>
-            <w:color w:val="385623" w:themeColor="accent6" w:themeShade="80"/>
+            <w:noProof/>
+            <w:webHidden/>
+            <w:color w:val="538135" w:themeColor="accent6" w:themeShade="BF"/>
+            <w:sz w:val="24"/>
+            <w:szCs w:val="24"/>
+          </w:rPr>
+          <w:t>6</w:t>
+        </w:r>
+        <w:r>
+          <w:rPr>
+            <w:noProof/>
+            <w:webHidden/>
+            <w:color w:val="538135" w:themeColor="accent6" w:themeShade="BF"/>
             <w:sz w:val="24"/>
             <w:szCs w:val="24"/>
           </w:rPr>
@@ -1589,23 +1503,21 @@
         </w:tabs>
         <w:rPr>
           <w:rFonts w:eastAsiaTheme="minorEastAsia"/>
-          <w:b/>
-          <w:bCs/>
           <w:noProof/>
-          <w:color w:val="385623" w:themeColor="accent6" w:themeShade="80"/>
+          <w:color w:val="538135" w:themeColor="accent6" w:themeShade="BF"/>
           <w:sz w:val="28"/>
           <w:szCs w:val="28"/>
           <w:lang w:val="en-US" w:eastAsia="bg-BG"/>
         </w:rPr>
       </w:pPr>
-      <w:hyperlink w:anchor="_Toc202102262" w:history="1">
+      <w:hyperlink w:anchor="_Toc202297501" w:history="1">
         <w:r>
           <w:rPr>
             <w:rStyle w:val="Hyperlink"/>
             <w:b/>
             <w:bCs/>
             <w:noProof/>
-            <w:color w:val="385623" w:themeColor="accent6" w:themeShade="80"/>
+            <w:color w:val="538135" w:themeColor="accent6" w:themeShade="BF"/>
             <w:sz w:val="24"/>
             <w:szCs w:val="24"/>
           </w:rPr>
@@ -1613,11 +1525,9 @@
         </w:r>
         <w:r>
           <w:rPr>
-            <w:b/>
-            <w:bCs/>
-            <w:noProof/>
-            <w:webHidden/>
-            <w:color w:val="385623" w:themeColor="accent6" w:themeShade="80"/>
+            <w:noProof/>
+            <w:webHidden/>
+            <w:color w:val="538135" w:themeColor="accent6" w:themeShade="BF"/>
             <w:sz w:val="24"/>
             <w:szCs w:val="24"/>
           </w:rPr>
@@ -1625,11 +1535,9 @@
         </w:r>
         <w:r>
           <w:rPr>
-            <w:b/>
-            <w:bCs/>
-            <w:noProof/>
-            <w:webHidden/>
-            <w:color w:val="385623" w:themeColor="accent6" w:themeShade="80"/>
+            <w:noProof/>
+            <w:webHidden/>
+            <w:color w:val="538135" w:themeColor="accent6" w:themeShade="BF"/>
             <w:sz w:val="24"/>
             <w:szCs w:val="24"/>
           </w:rPr>
@@ -1637,34 +1545,28 @@
         </w:r>
         <w:r>
           <w:rPr>
-            <w:b/>
-            <w:bCs/>
-            <w:noProof/>
-            <w:webHidden/>
-            <w:color w:val="385623" w:themeColor="accent6" w:themeShade="80"/>
-            <w:sz w:val="24"/>
-            <w:szCs w:val="24"/>
-          </w:rPr>
-          <w:instrText xml:space="preserve"> PAGEREF _Toc202102262 \h </w:instrText>
-        </w:r>
-        <w:r>
-          <w:rPr>
-            <w:b/>
-            <w:bCs/>
-            <w:noProof/>
-            <w:webHidden/>
-            <w:color w:val="385623" w:themeColor="accent6" w:themeShade="80"/>
-            <w:sz w:val="24"/>
-            <w:szCs w:val="24"/>
-          </w:rPr>
-        </w:r>
-        <w:r>
-          <w:rPr>
-            <w:b/>
-            <w:bCs/>
-            <w:noProof/>
-            <w:webHidden/>
-            <w:color w:val="385623" w:themeColor="accent6" w:themeShade="80"/>
+            <w:noProof/>
+            <w:webHidden/>
+            <w:color w:val="538135" w:themeColor="accent6" w:themeShade="BF"/>
+            <w:sz w:val="24"/>
+            <w:szCs w:val="24"/>
+          </w:rPr>
+          <w:instrText xml:space="preserve"> PAGEREF _Toc202297501 \h </w:instrText>
+        </w:r>
+        <w:r>
+          <w:rPr>
+            <w:noProof/>
+            <w:webHidden/>
+            <w:color w:val="538135" w:themeColor="accent6" w:themeShade="BF"/>
+            <w:sz w:val="24"/>
+            <w:szCs w:val="24"/>
+          </w:rPr>
+        </w:r>
+        <w:r>
+          <w:rPr>
+            <w:noProof/>
+            <w:webHidden/>
+            <w:color w:val="538135" w:themeColor="accent6" w:themeShade="BF"/>
             <w:sz w:val="24"/>
             <w:szCs w:val="24"/>
           </w:rPr>
@@ -1672,23 +1574,19 @@
         </w:r>
         <w:r>
           <w:rPr>
-            <w:b/>
-            <w:bCs/>
-            <w:noProof/>
-            <w:webHidden/>
-            <w:color w:val="385623" w:themeColor="accent6" w:themeShade="80"/>
-            <w:sz w:val="24"/>
-            <w:szCs w:val="24"/>
-          </w:rPr>
-          <w:t>7</w:t>
-        </w:r>
-        <w:r>
-          <w:rPr>
-            <w:b/>
-            <w:bCs/>
-            <w:noProof/>
-            <w:webHidden/>
-            <w:color w:val="385623" w:themeColor="accent6" w:themeShade="80"/>
+            <w:noProof/>
+            <w:webHidden/>
+            <w:color w:val="538135" w:themeColor="accent6" w:themeShade="BF"/>
+            <w:sz w:val="24"/>
+            <w:szCs w:val="24"/>
+          </w:rPr>
+          <w:t>8</w:t>
+        </w:r>
+        <w:r>
+          <w:rPr>
+            <w:noProof/>
+            <w:webHidden/>
+            <w:color w:val="538135" w:themeColor="accent6" w:themeShade="BF"/>
             <w:sz w:val="24"/>
             <w:szCs w:val="24"/>
           </w:rPr>
@@ -1704,23 +1602,21 @@
         </w:tabs>
         <w:rPr>
           <w:rFonts w:eastAsiaTheme="minorEastAsia"/>
-          <w:b/>
-          <w:bCs/>
           <w:noProof/>
-          <w:color w:val="385623" w:themeColor="accent6" w:themeShade="80"/>
+          <w:color w:val="538135" w:themeColor="accent6" w:themeShade="BF"/>
           <w:sz w:val="28"/>
           <w:szCs w:val="28"/>
-          <w:lang w:eastAsia="bg-BG"/>
-        </w:rPr>
-      </w:pPr>
-      <w:hyperlink w:anchor="_Toc202102264" w:history="1">
+          <w:lang w:val="en-US" w:eastAsia="bg-BG"/>
+        </w:rPr>
+      </w:pPr>
+      <w:hyperlink w:anchor="_Toc202297503" w:history="1">
         <w:r>
           <w:rPr>
             <w:rStyle w:val="Hyperlink"/>
             <w:b/>
             <w:bCs/>
             <w:noProof/>
-            <w:color w:val="385623" w:themeColor="accent6" w:themeShade="80"/>
+            <w:color w:val="538135" w:themeColor="accent6" w:themeShade="BF"/>
             <w:sz w:val="24"/>
             <w:szCs w:val="24"/>
             <w:lang w:val="en-US"/>
@@ -1729,11 +1625,9 @@
         </w:r>
         <w:r>
           <w:rPr>
-            <w:b/>
-            <w:bCs/>
-            <w:noProof/>
-            <w:webHidden/>
-            <w:color w:val="385623" w:themeColor="accent6" w:themeShade="80"/>
+            <w:noProof/>
+            <w:webHidden/>
+            <w:color w:val="538135" w:themeColor="accent6" w:themeShade="BF"/>
             <w:sz w:val="24"/>
             <w:szCs w:val="24"/>
           </w:rPr>
@@ -1741,11 +1635,9 @@
         </w:r>
         <w:r>
           <w:rPr>
-            <w:b/>
-            <w:bCs/>
-            <w:noProof/>
-            <w:webHidden/>
-            <w:color w:val="385623" w:themeColor="accent6" w:themeShade="80"/>
+            <w:noProof/>
+            <w:webHidden/>
+            <w:color w:val="538135" w:themeColor="accent6" w:themeShade="BF"/>
             <w:sz w:val="24"/>
             <w:szCs w:val="24"/>
           </w:rPr>
@@ -1753,34 +1645,28 @@
         </w:r>
         <w:r>
           <w:rPr>
-            <w:b/>
-            <w:bCs/>
-            <w:noProof/>
-            <w:webHidden/>
-            <w:color w:val="385623" w:themeColor="accent6" w:themeShade="80"/>
-            <w:sz w:val="24"/>
-            <w:szCs w:val="24"/>
-          </w:rPr>
-          <w:instrText xml:space="preserve"> PAGEREF _Toc202102264 \h </w:instrText>
-        </w:r>
-        <w:r>
-          <w:rPr>
-            <w:b/>
-            <w:bCs/>
-            <w:noProof/>
-            <w:webHidden/>
-            <w:color w:val="385623" w:themeColor="accent6" w:themeShade="80"/>
-            <w:sz w:val="24"/>
-            <w:szCs w:val="24"/>
-          </w:rPr>
-        </w:r>
-        <w:r>
-          <w:rPr>
-            <w:b/>
-            <w:bCs/>
-            <w:noProof/>
-            <w:webHidden/>
-            <w:color w:val="385623" w:themeColor="accent6" w:themeShade="80"/>
+            <w:noProof/>
+            <w:webHidden/>
+            <w:color w:val="538135" w:themeColor="accent6" w:themeShade="BF"/>
+            <w:sz w:val="24"/>
+            <w:szCs w:val="24"/>
+          </w:rPr>
+          <w:instrText xml:space="preserve"> PAGEREF _Toc202297503 \h </w:instrText>
+        </w:r>
+        <w:r>
+          <w:rPr>
+            <w:noProof/>
+            <w:webHidden/>
+            <w:color w:val="538135" w:themeColor="accent6" w:themeShade="BF"/>
+            <w:sz w:val="24"/>
+            <w:szCs w:val="24"/>
+          </w:rPr>
+        </w:r>
+        <w:r>
+          <w:rPr>
+            <w:noProof/>
+            <w:webHidden/>
+            <w:color w:val="538135" w:themeColor="accent6" w:themeShade="BF"/>
             <w:sz w:val="24"/>
             <w:szCs w:val="24"/>
           </w:rPr>
@@ -1788,23 +1674,19 @@
         </w:r>
         <w:r>
           <w:rPr>
-            <w:b/>
-            <w:bCs/>
-            <w:noProof/>
-            <w:webHidden/>
-            <w:color w:val="385623" w:themeColor="accent6" w:themeShade="80"/>
-            <w:sz w:val="24"/>
-            <w:szCs w:val="24"/>
-          </w:rPr>
-          <w:t>7</w:t>
-        </w:r>
-        <w:r>
-          <w:rPr>
-            <w:b/>
-            <w:bCs/>
-            <w:noProof/>
-            <w:webHidden/>
-            <w:color w:val="385623" w:themeColor="accent6" w:themeShade="80"/>
+            <w:noProof/>
+            <w:webHidden/>
+            <w:color w:val="538135" w:themeColor="accent6" w:themeShade="BF"/>
+            <w:sz w:val="24"/>
+            <w:szCs w:val="24"/>
+          </w:rPr>
+          <w:t>8</w:t>
+        </w:r>
+        <w:r>
+          <w:rPr>
+            <w:noProof/>
+            <w:webHidden/>
+            <w:color w:val="538135" w:themeColor="accent6" w:themeShade="BF"/>
             <w:sz w:val="24"/>
             <w:szCs w:val="24"/>
           </w:rPr>
@@ -1819,23 +1701,112 @@
           <w:tab w:val="right" w:leader="underscore" w:pos="9062"/>
         </w:tabs>
         <w:rPr>
-          <w:rStyle w:val="Hyperlink"/>
+          <w:rFonts w:eastAsiaTheme="minorEastAsia"/>
           <w:noProof/>
-          <w:lang w:val="en-US"/>
-        </w:rPr>
-      </w:pPr>
+          <w:color w:val="538135" w:themeColor="accent6" w:themeShade="BF"/>
+          <w:sz w:val="28"/>
+          <w:szCs w:val="28"/>
+          <w:lang w:eastAsia="bg-BG"/>
+        </w:rPr>
+      </w:pPr>
+      <w:hyperlink w:anchor="_Toc202297505" w:history="1">
+        <w:r>
+          <w:rPr>
+            <w:rStyle w:val="Hyperlink"/>
+            <w:b/>
+            <w:bCs/>
+            <w:noProof/>
+            <w:color w:val="538135" w:themeColor="accent6" w:themeShade="BF"/>
+            <w:sz w:val="24"/>
+            <w:szCs w:val="24"/>
+            <w:lang w:val="en-US"/>
+          </w:rPr>
+          <w:t>9. Use case diagram</w:t>
+        </w:r>
+        <w:r>
+          <w:rPr>
+            <w:noProof/>
+            <w:webHidden/>
+            <w:color w:val="538135" w:themeColor="accent6" w:themeShade="BF"/>
+            <w:sz w:val="24"/>
+            <w:szCs w:val="24"/>
+          </w:rPr>
+          <w:tab/>
+        </w:r>
+        <w:r>
+          <w:rPr>
+            <w:noProof/>
+            <w:webHidden/>
+            <w:color w:val="538135" w:themeColor="accent6" w:themeShade="BF"/>
+            <w:sz w:val="24"/>
+            <w:szCs w:val="24"/>
+          </w:rPr>
+          <w:fldChar w:fldCharType="begin"/>
+        </w:r>
+        <w:r>
+          <w:rPr>
+            <w:noProof/>
+            <w:webHidden/>
+            <w:color w:val="538135" w:themeColor="accent6" w:themeShade="BF"/>
+            <w:sz w:val="24"/>
+            <w:szCs w:val="24"/>
+          </w:rPr>
+          <w:instrText xml:space="preserve"> PAGEREF _Toc202297505 \h </w:instrText>
+        </w:r>
+        <w:r>
+          <w:rPr>
+            <w:noProof/>
+            <w:webHidden/>
+            <w:color w:val="538135" w:themeColor="accent6" w:themeShade="BF"/>
+            <w:sz w:val="24"/>
+            <w:szCs w:val="24"/>
+          </w:rPr>
+        </w:r>
+        <w:r>
+          <w:rPr>
+            <w:noProof/>
+            <w:webHidden/>
+            <w:color w:val="538135" w:themeColor="accent6" w:themeShade="BF"/>
+            <w:sz w:val="24"/>
+            <w:szCs w:val="24"/>
+          </w:rPr>
+          <w:fldChar w:fldCharType="separate"/>
+        </w:r>
+        <w:r>
+          <w:rPr>
+            <w:noProof/>
+            <w:webHidden/>
+            <w:color w:val="538135" w:themeColor="accent6" w:themeShade="BF"/>
+            <w:sz w:val="24"/>
+            <w:szCs w:val="24"/>
+          </w:rPr>
+          <w:t>9</w:t>
+        </w:r>
+        <w:r>
+          <w:rPr>
+            <w:noProof/>
+            <w:webHidden/>
+            <w:color w:val="538135" w:themeColor="accent6" w:themeShade="BF"/>
+            <w:sz w:val="24"/>
+            <w:szCs w:val="24"/>
+          </w:rPr>
+          <w:fldChar w:fldCharType="end"/>
+        </w:r>
+      </w:hyperlink>
     </w:p>
     <w:p>
       <w:pPr>
-        <w:rPr>
-          <w:lang w:val="en-US"/>
-        </w:rPr>
-      </w:pPr>
-    </w:p>
-    <w:p>
-      <w:pPr>
-        <w:rPr>
-          <w:lang w:val="en-US"/>
+        <w:pStyle w:val="TOC1"/>
+        <w:tabs>
+          <w:tab w:val="right" w:leader="underscore" w:pos="9062"/>
+        </w:tabs>
+        <w:rPr>
+          <w:rFonts w:eastAsiaTheme="minorEastAsia"/>
+          <w:noProof/>
+          <w:color w:val="538135" w:themeColor="accent6" w:themeShade="BF"/>
+          <w:sz w:val="28"/>
+          <w:szCs w:val="28"/>
+          <w:lang w:val="en-US" w:eastAsia="bg-BG"/>
         </w:rPr>
       </w:pPr>
     </w:p>
@@ -1854,8 +1825,8 @@
         <w:rPr>
           <w:rFonts w:asciiTheme="minorHAnsi" w:hAnsiTheme="minorHAnsi"/>
           <w:color w:val="538135" w:themeColor="accent6" w:themeShade="BF"/>
-          <w:sz w:val="32"/>
-          <w:szCs w:val="32"/>
+          <w:sz w:val="36"/>
+          <w:szCs w:val="36"/>
         </w:rPr>
         <w:fldChar w:fldCharType="end"/>
       </w:r>
@@ -1904,7 +1875,7 @@
           <w:szCs w:val="28"/>
         </w:rPr>
       </w:pPr>
-      <w:bookmarkStart w:id="0" w:name="_Toc202102256"/>
+      <w:bookmarkStart w:id="0" w:name="_Toc202297495"/>
       <w:r>
         <w:rPr>
           <w:b/>
@@ -1944,7 +1915,7 @@
           <w:szCs w:val="28"/>
         </w:rPr>
       </w:pPr>
-      <w:bookmarkStart w:id="1" w:name="_Toc202102257"/>
+      <w:bookmarkStart w:id="1" w:name="_Toc202297496"/>
       <w:r>
         <w:rPr>
           <w:sz w:val="28"/>
@@ -2046,7 +2017,7 @@
           <w:szCs w:val="28"/>
         </w:rPr>
       </w:pPr>
-      <w:bookmarkStart w:id="2" w:name="_Toc202102258"/>
+      <w:bookmarkStart w:id="2" w:name="_Toc202297497"/>
       <w:r>
         <w:rPr>
           <w:b/>
@@ -2102,7 +2073,7 @@
           <w:lang w:val="en-US"/>
         </w:rPr>
       </w:pPr>
-      <w:bookmarkStart w:id="3" w:name="_Toc202102259"/>
+      <w:bookmarkStart w:id="3" w:name="_Toc202297498"/>
       <w:r>
         <w:rPr>
           <w:b/>
@@ -2148,7 +2119,7 @@
           <w:lang w:val="en-US"/>
         </w:rPr>
       </w:pPr>
-      <w:bookmarkStart w:id="4" w:name="_Toc202102260"/>
+      <w:bookmarkStart w:id="4" w:name="_Toc202297499"/>
       <w:r>
         <w:rPr>
           <w:b/>
@@ -2430,7 +2401,7 @@
           <w:lang w:val="en-US"/>
         </w:rPr>
       </w:pPr>
-      <w:bookmarkStart w:id="5" w:name="_Toc202102261"/>
+      <w:bookmarkStart w:id="5" w:name="_Toc202297500"/>
       <w:r>
         <w:rPr>
           <w:b/>
@@ -3457,7 +3428,7 @@
           <w:lang w:val="en-US"/>
         </w:rPr>
       </w:pPr>
-      <w:bookmarkStart w:id="6" w:name="_Toc202102262"/>
+      <w:bookmarkStart w:id="6" w:name="_Toc202297501"/>
       <w:r>
         <w:rPr>
           <w:b/>
@@ -3481,8 +3452,9 @@
           <w:szCs w:val="28"/>
         </w:rPr>
       </w:pPr>
-      <w:bookmarkStart w:id="7" w:name="_Toc201013252"/>
-      <w:bookmarkStart w:id="8" w:name="_Toc202102263"/>
+      <w:bookmarkStart w:id="7" w:name="_Toc202102263"/>
+      <w:bookmarkStart w:id="8" w:name="_Toc201013252"/>
+      <w:bookmarkStart w:id="9" w:name="_Toc202297502"/>
       <w:r>
         <w:rPr>
           <w:b/>
@@ -3540,7 +3512,8 @@
           </wp:inline>
         </w:drawing>
       </w:r>
-      <w:bookmarkEnd w:id="8"/>
+      <w:bookmarkEnd w:id="7"/>
+      <w:bookmarkEnd w:id="9"/>
     </w:p>
     <w:p>
       <w:pPr>
@@ -3553,8 +3526,8 @@
           <w:lang w:val="en-US"/>
         </w:rPr>
       </w:pPr>
-      <w:bookmarkStart w:id="9" w:name="_Toc202102264"/>
-      <w:bookmarkEnd w:id="7"/>
+      <w:bookmarkStart w:id="10" w:name="_Toc202297503"/>
+      <w:bookmarkEnd w:id="8"/>
       <w:r>
         <w:rPr>
           <w:b/>
@@ -3565,7 +3538,7 @@
         </w:rPr>
         <w:t>8. Class diagram</w:t>
       </w:r>
-      <w:bookmarkEnd w:id="9"/>
+      <w:bookmarkEnd w:id="10"/>
     </w:p>
     <w:p>
       <w:pPr>
@@ -3577,11 +3550,13 @@
           <w:szCs w:val="28"/>
         </w:rPr>
       </w:pPr>
-      <w:bookmarkStart w:id="10" w:name="_Toc202102265"/>
+      <w:bookmarkStart w:id="11" w:name="_Toc202102265"/>
+      <w:bookmarkStart w:id="12" w:name="_Toc202297504"/>
       <w:r>
         <w:rPr>
           <w:b/>
           <w:bCs/>
+          <w:noProof/>
           <w:sz w:val="28"/>
           <w:szCs w:val="28"/>
         </w:rPr>
@@ -3634,7 +3609,8 @@
           </wp:inline>
         </w:drawing>
       </w:r>
-      <w:bookmarkEnd w:id="10"/>
+      <w:bookmarkEnd w:id="11"/>
+      <w:bookmarkEnd w:id="12"/>
     </w:p>
     <w:p>
       <w:pPr>
@@ -3659,6 +3635,7 @@
           <w:lang w:val="en-US"/>
         </w:rPr>
       </w:pPr>
+      <w:bookmarkStart w:id="13" w:name="_Toc202297505"/>
       <w:r>
         <w:rPr>
           <w:b/>
@@ -3670,6 +3647,7 @@
         <w:lastRenderedPageBreak/>
         <w:t>9. Use case diagram</w:t>
       </w:r>
+      <w:bookmarkEnd w:id="13"/>
     </w:p>
     <w:p>
       <w:pPr>
@@ -3681,10 +3659,12 @@
           <w:szCs w:val="28"/>
         </w:rPr>
       </w:pPr>
+      <w:bookmarkStart w:id="14" w:name="_Toc202297506"/>
       <w:r>
         <w:rPr>
           <w:b/>
           <w:bCs/>
+          <w:noProof/>
           <w:sz w:val="28"/>
           <w:szCs w:val="28"/>
         </w:rPr>
@@ -3737,63 +3717,7 @@
           </wp:inline>
         </w:drawing>
       </w:r>
-    </w:p>
-    <w:p>
-      <w:pPr>
-        <w:pStyle w:val="head2"/>
-        <w:rPr>
-          <w:b/>
-          <w:bCs/>
-          <w:sz w:val="28"/>
-          <w:szCs w:val="28"/>
-          <w:lang w:val="en-US"/>
-        </w:rPr>
-      </w:pPr>
-    </w:p>
-    <w:p>
-      <w:pPr>
-        <w:rPr>
-          <w:b/>
-          <w:bCs/>
-          <w:color w:val="385623" w:themeColor="accent6" w:themeShade="80"/>
-          <w:sz w:val="28"/>
-          <w:szCs w:val="28"/>
-          <w:lang w:val="en-US"/>
-        </w:rPr>
-      </w:pPr>
-      <w:r>
-        <w:rPr>
-          <w:b/>
-          <w:bCs/>
-          <w:sz w:val="28"/>
-          <w:szCs w:val="28"/>
-          <w:lang w:val="en-US"/>
-        </w:rPr>
-        <w:br w:type="page"/>
-      </w:r>
-    </w:p>
-    <w:p>
-      <w:pPr>
-        <w:pStyle w:val="head2"/>
-        <w:rPr>
-          <w:b/>
-          <w:bCs/>
-          <w:sz w:val="28"/>
-          <w:szCs w:val="28"/>
-          <w:lang w:val="en-US"/>
-        </w:rPr>
-      </w:pPr>
-      <w:r>
-        <w:rPr>
-          <w:b/>
-          <w:bCs/>
-          <w:sz w:val="28"/>
-          <w:szCs w:val="28"/>
-          <w:lang w:val="en-US"/>
-        </w:rPr>
-        <w:lastRenderedPageBreak/>
-        <w:t>10. UML sequel diagram</w:t>
-      </w:r>
+      <w:bookmarkEnd w:id="14"/>
     </w:p>
     <w:sectPr>
       <w:pgSz w:w="11906" w:h="16838"/>
@@ -5113,6 +5037,7 @@
   <w:style w:type="character" w:default="1" w:styleId="DefaultParagraphFont">
     <w:name w:val="Default Paragraph Font"/>
     <w:uiPriority w:val="1"/>
+    <w:semiHidden/>
     <w:unhideWhenUsed/>
   </w:style>
   <w:style w:type="table" w:default="1" w:styleId="TableNormal">

--- a/Documentation/GreenLight_documentation.docx
+++ b/Documentation/GreenLight_documentation.docx
@@ -976,7 +976,7 @@
             <w:sz w:val="24"/>
             <w:szCs w:val="24"/>
           </w:rPr>
-          <w:t>4</w:t>
+          <w:t>2</w:t>
         </w:r>
         <w:r>
           <w:rPr>
@@ -1085,7 +1085,7 @@
             <w:sz w:val="24"/>
             <w:szCs w:val="24"/>
           </w:rPr>
-          <w:t>4</w:t>
+          <w:t>2</w:t>
         </w:r>
         <w:r>
           <w:rPr>
@@ -1184,7 +1184,7 @@
             <w:sz w:val="24"/>
             <w:szCs w:val="24"/>
           </w:rPr>
-          <w:t>4</w:t>
+          <w:t>2</w:t>
         </w:r>
         <w:r>
           <w:rPr>
@@ -1283,7 +1283,7 @@
             <w:sz w:val="24"/>
             <w:szCs w:val="24"/>
           </w:rPr>
-          <w:t>4</w:t>
+          <w:t>2</w:t>
         </w:r>
         <w:r>
           <w:rPr>
@@ -1382,7 +1382,7 @@
             <w:sz w:val="24"/>
             <w:szCs w:val="24"/>
           </w:rPr>
-          <w:t>5</w:t>
+          <w:t>3</w:t>
         </w:r>
         <w:r>
           <w:rPr>
@@ -1481,7 +1481,7 @@
             <w:sz w:val="24"/>
             <w:szCs w:val="24"/>
           </w:rPr>
-          <w:t>6</w:t>
+          <w:t>4</w:t>
         </w:r>
         <w:r>
           <w:rPr>
@@ -1580,7 +1580,7 @@
             <w:sz w:val="24"/>
             <w:szCs w:val="24"/>
           </w:rPr>
-          <w:t>8</w:t>
+          <w:t>6</w:t>
         </w:r>
         <w:r>
           <w:rPr>
@@ -1680,7 +1680,7 @@
             <w:sz w:val="24"/>
             <w:szCs w:val="24"/>
           </w:rPr>
-          <w:t>8</w:t>
+          <w:t>6</w:t>
         </w:r>
         <w:r>
           <w:rPr>
@@ -1780,7 +1780,7 @@
             <w:sz w:val="24"/>
             <w:szCs w:val="24"/>
           </w:rPr>
-          <w:t>9</w:t>
+          <w:t>7</w:t>
         </w:r>
         <w:r>
           <w:rPr>
